--- a/teaching/thesis/tesi-triennale-modello.docx
+++ b/teaching/thesis/tesi-triennale-modello.docx
@@ -208,6 +208,23 @@
       </w:r>
     </w:p>
     <w:p>
+      <w:r>
+        <w:br w:type="page"/>
+      </w:r>
+    </w:p>
+    <w:p>
+      <w:pPr>
+        <w:pStyle w:val="Guida"/>
+        <w:spacing w:before="0" w:after="120" w:line="360" w:lineRule="auto"/>
+      </w:pPr>
+      <w:r>
+        <w:rPr>
+          <w:i/>
+        </w:rPr>
+        <w:t xml:space="preserve">Questa pagina è per la dedica. Se non la vuoi, cancellala.</w:t>
+      </w:r>
+    </w:p>
+    <w:p>
       <w:pPr>
         <w:sectPr>
           <w:type w:val="nextPage"/>
@@ -537,6 +554,22 @@
       <w:r>
         <w:rPr/>
         <w:t xml:space="preserve">12</w:t>
+      </w:r>
+    </w:p>
+    <w:p>
+      <w:pPr>
+        <w:pStyle w:val="TOC1"/>
+      </w:pPr>
+      <w:r>
+        <w:rPr/>
+        <w:t xml:space="preserve">Appendice A Titolo dell'appendice</w:t>
+      </w:r>
+      <w:r>
+        <w:tab/>
+      </w:r>
+      <w:r>
+        <w:rPr/>
+        <w:t xml:space="preserve">13</w:t>
       </w:r>
       <w:r>
         <w:fldChar w:fldCharType="end"/>
@@ -1775,6 +1808,81 @@
         <w:t xml:space="preserve">[3] D. Organizzazione, «Titolo della pagina o della documentazione», https://esempio.org/pagina (consultato il 4 ottobre 2026).</w:t>
       </w:r>
     </w:p>
+    <w:p>
+      <w:pPr>
+        <w:pStyle w:val="Appendice"/>
+        <w:spacing w:before="1734" w:after="800" w:line="240" w:lineRule="auto"/>
+      </w:pPr>
+      <w:r>
+        <w:rPr>
+          <w:sz w:val="48"/>
+        </w:rPr>
+        <w:br/>
+        <w:br/>
+      </w:r>
+      <w:r>
+        <w:rPr/>
+        <w:t xml:space="preserve">Titolo dell'appendice</w:t>
+      </w:r>
+    </w:p>
+    <w:p>
+      <w:pPr>
+        <w:pStyle w:val="Guida"/>
+        <w:spacing w:before="0" w:after="120" w:line="360" w:lineRule="auto"/>
+      </w:pPr>
+      <w:r>
+        <w:rPr>
+          <w:i/>
+        </w:rPr>
+        <w:t xml:space="preserve">Le appendici servono a togliere dal corpo della tesi quello che lo appesantirebbe senza aggiungere niente al discorso: la procedura di installazione di un ambiente, la configurazione di una scheda, le tabelle complete dei dati di cui nel capitolo hai mostrato solo il riassunto, il codice che serve a riprodurre il lavoro ma che non contiene nessuna decisione interessante.</w:t>
+      </w:r>
+    </w:p>
+    <w:p>
+      <w:pPr>
+        <w:pStyle w:val="Guida"/>
+        <w:spacing w:before="0" w:after="120" w:line="360" w:lineRule="auto"/>
+      </w:pPr>
+      <w:r>
+        <w:rPr>
+          <w:i/>
+        </w:rPr>
+        <w:t xml:space="preserve">Il criterio è lo stesso di un listato: se una cosa serve a chi vuole rifare quello che hai fatto, ma a chi legge per capire il lavoro fa solo perdere il filo, va in appendice.</w:t>
+      </w:r>
+    </w:p>
+    <w:p>
+      <w:pPr>
+        <w:pStyle w:val="Guida"/>
+        <w:spacing w:before="0" w:after="120" w:line="360" w:lineRule="auto"/>
+      </w:pPr>
+      <w:r>
+        <w:rPr>
+          <w:i/>
+        </w:rPr>
+        <w:t xml:space="preserve">Si numerano con le lettere e compaiono nell'indice. Come le figure, vanno richiamate nel testo: un'appendice che nessuno cita non la legge nessuno. Un possibile esempio è il seguente:</w:t>
+      </w:r>
+    </w:p>
+    <w:p>
+      <w:pPr>
+        <w:pStyle w:val="Esempio"/>
+        <w:spacing w:before="0" w:after="120" w:line="360" w:lineRule="auto"/>
+      </w:pPr>
+      <w:r>
+        <w:rPr/>
+        <w:t xml:space="preserve">La procedura completa di installazione dell'ambiente di sviluppo è riportata in Appendice A.</w:t>
+      </w:r>
+    </w:p>
+    <w:p>
+      <w:pPr>
+        <w:pStyle w:val="Guida"/>
+        <w:spacing w:before="0" w:after="120" w:line="360" w:lineRule="auto"/>
+      </w:pPr>
+      <w:r>
+        <w:rPr>
+          <w:i/>
+        </w:rPr>
+        <w:t xml:space="preserve">Se non hai niente da metterci, cancella questa parte.</w:t>
+      </w:r>
+    </w:p>
     <w:sectPr>
       <w:footerReference w:type="default" r:id="rId5"/>
       <w:pgSz w:w="11906" w:h="16838"/>
@@ -1862,8 +1970,30 @@
       </w:pPr>
     </w:lvl>
   </w:abstractNum>
+  <w:abstractNum w:abstractNumId="1">
+    <w:multiLevelType w:val="singleLevel"/>
+    <w:lvl w:ilvl="0">
+      <w:start w:val="1"/>
+      <w:numFmt w:val="upperLetter"/>
+      <w:pStyle w:val="Appendice"/>
+      <w:lvlText w:val="Appendice %1 "/>
+      <w:lvlJc w:val="left"/>
+      <w:suff w:val="nothing"/>
+      <w:pPr>
+        <w:ind w:left="0" w:firstLine="0"/>
+      </w:pPr>
+      <w:rPr>
+        <w:b/>
+        <w:sz w:val="50"/>
+        <w:szCs w:val="50"/>
+      </w:rPr>
+    </w:lvl>
+  </w:abstractNum>
   <w:num w:numId="1">
     <w:abstractNumId w:val="0"/>
+  </w:num>
+  <w:num w:numId="2">
+    <w:abstractNumId w:val="1"/>
   </w:num>
 </w:numbering>
 </file>
@@ -1914,6 +2044,26 @@
       <w:pageBreakBefore/>
       <w:outlineLvl w:val="0"/>
       <w:spacing w:before="1000" w:after="800"/>
+      <w:jc w:val="left"/>
+    </w:pPr>
+    <w:rPr>
+      <w:b/>
+      <w:sz w:val="50"/>
+      <w:szCs w:val="50"/>
+    </w:rPr>
+  </w:style>
+  <w:style w:type="paragraph" w:styleId="Appendice">
+    <w:name w:val="Appendice"/>
+    <w:basedOn w:val="Normal"/>
+    <w:next w:val="Normal"/>
+    <w:pPr>
+      <w:pageBreakBefore/>
+      <w:numPr>
+        <w:ilvl w:val="0"/>
+        <w:numId w:val="2"/>
+      </w:numPr>
+      <w:outlineLvl w:val="0"/>
+      <w:spacing w:before="1734" w:after="800"/>
       <w:jc w:val="left"/>
     </w:pPr>
     <w:rPr>
